--- a/tillsyn/A 46306-2025 tillsynsbegäran.docx
+++ b/tillsyn/A 46306-2025 tillsynsbegäran.docx
@@ -7,7 +7,7 @@
         <w:pStyle w:val="Title"/>
       </w:pPr>
       <w:r>
-        <w:t>Tillsynsbegäran – information om höga naturvärden i avverkningsanmälan A 46306-2025 i Älvdalens kommun</w:t>
+        <w:t>Tillsynsbegäran – information om höga naturvärden och fridlysta arter i avverkningsanmälan A 46306-2025 i Älvdalens kommun</w:t>
       </w:r>
     </w:p>
     <w:p>
@@ -22,7 +22,7 @@
     </w:p>
     <w:p>
       <w:r>
-        <w:t>Nedan beskrivs fynd av naturvårdsarter som gjorts i det avverkningsanmälda området.</w:t>
+        <w:t>Nedan beskrivs fynd av naturvårdsarter och fridlysta arter som gjorts i det avverkningsanmälda området. I BILAGA 1 finns artfakta om fridlysta och rödlistade arter.</w:t>
       </w:r>
     </w:p>
     <w:p>
@@ -35,7 +35,7 @@
     </w:p>
     <w:p>
       <w:r>
-        <w:t>I avverkningsanmälan har följande 6 naturvårdsarter hittats: dvärgbägarlav (NT), garnlav (NT), kolflarnlav (NT), vaddporing (NT), vedflamlav (NT) och vedskivlav (NT). Av dessa är 6 rödlistade. För rödlistade arter har rödlistekategorin angivits inom parentes.</w:t>
+        <w:t>I avverkningsanmälan har följande 11 naturvårdsarter hittats: blågrå svartspik (NT), dvärgbägarlav (NT), garnlav (NT), kolflarnlav (NT), mörk kolflarnlav (NT), spillkråka (NT, §4), vaddporing (NT), vedflamlav (NT), vedskivlav (NT), dropptaggsvamp (S) och mindre märgborre (S). Av dessa är 9 rödlistade. För rödlistade arter har rödlistekategorin angivits inom parentes. Arter som är signalarter enligt Skogsstyrelsen har markerats med (S). För fridlysta arter anges även paragrafen i Artskyddsförordningen som arten är fridlyst enligt.</w:t>
       </w:r>
     </w:p>
     <w:p>
@@ -50,7 +50,7 @@
       <w:r>
         <w:drawing>
           <wp:inline xmlns:a="http://schemas.openxmlformats.org/drawingml/2006/main" xmlns:pic="http://schemas.openxmlformats.org/drawingml/2006/picture">
-            <wp:extent cx="5486400" cy="6812245"/>
+            <wp:extent cx="5486400" cy="6783301"/>
             <wp:docPr id="1" name="Picture 1"/>
             <wp:cNvGraphicFramePr>
               <a:graphicFrameLocks noChangeAspect="1"/>
@@ -71,7 +71,7 @@
                   <pic:spPr>
                     <a:xfrm>
                       <a:off x="0" y="0"/>
-                      <a:ext cx="5486400" cy="6812245"/>
+                      <a:ext cx="5486400" cy="6783301"/>
                     </a:xfrm>
                     <a:prstGeom prst="rect"/>
                   </pic:spPr>
@@ -88,6 +88,17 @@
       </w:pPr>
       <w:r>
         <w:t>Figur 1. Fyndplatser för naturvårdsarter i det avverkningsanmälda området (röd linje). Markörer utan svart kant är placerade på fyndplatsen. Markörer med svart kant är placerade vid sidan av fyndplatsen och har ett svart streck som visar fyndplatsens exakta position. Kartans mittpunktskoordinat är N 6787592, E 419747 i SWEREF 99 TM.</w:t>
+      </w:r>
+    </w:p>
+    <w:p>
+      <w:r>
+        <w:rPr>
+          <w:b/>
+        </w:rPr>
+        <w:t>Blågrå svartspik (NT)</w:t>
+      </w:r>
+      <w:r>
+        <w:t xml:space="preserve"> växer på torr, hård ved av gamla, solbelysta torrakor, högstubbar av tall och grova döda grenar på levande tallar i öppna bestånd av naturskogskaraktär. Nästan alltid rör det sig om tjärrika torrträd och högstubbar (töreved, keloträd) som kan vara en bra bit över hundra år, i vissa fall sannolikt hundratals år gamla. Skogsbruk är idag det allvarligaste hotet. Ett långsiktigt hot är att nybildningen av gamla torrakor och högstubbar är en långsam process vilken ofta är beroende av skogsbrand. Nytt substrat bildas numera sannolikt nästan inte alls då antalet naturliga skogsbränder har minskat drastiskt på grund av effektivare brandbekämpning. Döda träd som lämnas efter avverkning är inte lämpliga för arten, eftersom dessa träd inte varit utsatta för skogsbrand och bildat tjärrik ved. Skogsbruksåtgärder på eller i närheten av växtplatserna bör undvikas. Naturskogsartade skogar med förekomst av arten indikerar höga biologiska värden och bör bevaras. Blågrå svartspik har en mycket begränsad utbredning utanför de nordiska länderna varför dessa länder har ett speciellt ansvar för arten (SLU Artdatabanken, 2024).</w:t>
       </w:r>
     </w:p>
     <w:p>
@@ -128,6 +139,37 @@
         <w:rPr>
           <w:b/>
         </w:rPr>
+        <w:t>Mindre märgborre</w:t>
+      </w:r>
+      <w:r>
+        <w:t xml:space="preserve"> är en signalart för tallskog med höga naturvärden och betraktas tillsammans med skarptandad barkborre (NT) som nyckelarter för ett antal sällsynta åtgärdsprogramsarter som är beroende av deras gångsystem. Bland dessa kan nämnas avlång barkborre (VU), </w:t>
+      </w:r>
+      <w:r>
+        <w:rPr>
+          <w:i/>
+        </w:rPr>
+        <w:t>Corticeus longulus</w:t>
+      </w:r>
+      <w:r>
+        <w:t xml:space="preserve"> (VU), tallbarksvartbagge (VU), tallgångbagge (VU) och cholodkovskys bastborre (NT). Den mindre märgborrens måsvingeliknande gnaggångar är lätta att känna igen och hittas ofta på grova tallgrenar på marken. Rika förekomster av främst mindre märgborre men även skarptandad barkborre (NT) är en signal för artrikedom och inventeringar har visat att det är i skogar med en naturlig självgallring som det skapas förutsättningar för dessa arter samt de efterföljande åtgärdsprogramsarterna. Tallskogar med stark förekomst av mindre märgborre och skarptandad barkborre bör avsättas som reservat. Generellt bör hänsyn tas vid slutavverkning av talldominerad skog så att avverkningsrester som gren- och toppdelar lämnas (Pettersson, 2014; Hedgren, 2012; Gunnarsson m fl., 1999).</w:t>
+      </w:r>
+    </w:p>
+    <w:p>
+      <w:r>
+        <w:rPr>
+          <w:b/>
+        </w:rPr>
+        <w:t>Mörk kolflarnlav (NT)</w:t>
+      </w:r>
+      <w:r>
+        <w:t xml:space="preserve"> är brandberoende och växer nästan uteslutande på kolad hård kärnved av tall. Arten förekommer främst i glesa, öppna tall- och blandbarrskogar av naturskogskaraktär och etableringen verkar ske sent efter brand, kanske först efter 100–300 år. Mörk kolflarnlav indikerar skog med höga naturvärden och vanligast är att den påträffas på rester av nedbrunna torrakor och högstubbar och lågstubbar som är så grova att hela innandömet är urbränt. Tall- och blandbarrskogar av naturskogskaraktär med spår av återkommande bränder hyser höga biologiska värden och bör skyddas (SLU Artdatabanken, 2024).</w:t>
+      </w:r>
+    </w:p>
+    <w:p>
+      <w:r>
+        <w:rPr>
+          <w:b/>
+        </w:rPr>
         <w:t xml:space="preserve">Vaddporing (NT) </w:t>
       </w:r>
       <w:r>
@@ -154,6 +196,275 @@
       </w:r>
       <w:r>
         <w:t xml:space="preserve"> växer på gammal, torr, exponerad, hård kärnved av framförallt tall i naturskogsartade bestånd. Avverkning av tallskog av naturskogskaraktär med spår av återkommande bränder är ett hot. Mängden lämplig ved att växa på för vedskivlav minskar, dels på grund av naturlig nedbrytning men framförallt på grund av att de förstörs i samband med slutavverkningar, gallringar och markberedning. Tall- och blandbarrskogar av naturskogskaraktär med spår av återkommande bränder bör skyddas (SLU Artdatabanken, 2024).</w:t>
+      </w:r>
+    </w:p>
+    <w:p>
+      <w:pPr>
+        <w:pStyle w:val="Heading1"/>
+      </w:pPr>
+      <w:r>
+        <w:t>Fridlysta arter</w:t>
+      </w:r>
+    </w:p>
+    <w:p>
+      <w:r>
+        <w:t>Följande fridlysta arter har sina livsmiljöer och växtplatser i den avverkningsanmälda skogen: spillkråka (NT, §4).</w:t>
+      </w:r>
+    </w:p>
+    <w:p>
+      <w:r>
+        <w:t xml:space="preserve">Observera att medlemsländerna är skyldiga att agera i enlighet med EU:s fågeldirektiv där det uttryckligen står att direktivet gäller för fåglar samt för deras ägg, bon och </w:t>
+      </w:r>
+      <w:r>
+        <w:rPr>
+          <w:b/>
+        </w:rPr>
+        <w:t xml:space="preserve">livsmiljöer </w:t>
+      </w:r>
+      <w:r>
+        <w:t>(artikel 1). Vidare att de åtgärder som vidtas inte får leda till en försämring av den nuvarande situationen beträffande bevarandet av de fågelarter som avses i artikel 1 (artikel 13). Fågeldirektivet är styrande för tillsynsansvariga myndigheters ärendehantering, ställningstaganden och beslutsfattande.</w:t>
+      </w:r>
+    </w:p>
+    <w:p>
+      <w:r>
+        <w:rPr>
+          <w:b/>
+        </w:rPr>
+        <w:t>Spillkråka (NT, §4)</w:t>
+      </w:r>
+      <w:r>
+        <w:t xml:space="preserve"> är rödlistad som nära hotad och ingår i bilaga 1 i EU:s fågeldirektiv. Den minskar i population på grund av minskad tillgång på lämpliga bo- och födoträd och minskad födotillgång. Spillkråkans minskningstakt har uppgått till 19 (24–10) % under de senaste 15 åren. Minskningstakten för den svenska populationen bedöms vara nära gränsvärdet för Sårbar (VU) (A2bc). Skogsbruk med korta omloppstider och täta, homogena ungskogar utgör det största hotet, (SLU Artdatabanken, 2023).</w:t>
+      </w:r>
+    </w:p>
+    <w:p>
+      <w:r>
+        <w:t>I BILAGA 1 finns mer detaljerad information om ekologi samt krav på livsmiljö hos fridlysta arter.</w:t>
+      </w:r>
+    </w:p>
+    <w:p>
+      <w:r>
+        <w:br w:type="page"/>
+      </w:r>
+    </w:p>
+    <w:p>
+      <w:pPr>
+        <w:pStyle w:val="Title"/>
+      </w:pPr>
+      <w:r>
+        <w:t>BILAGA 1 –</w:t>
+        <w:br/>
+        <w:t>Fridlysta och rödlistade arter</w:t>
+      </w:r>
+    </w:p>
+    <w:p>
+      <w:pPr>
+        <w:pStyle w:val="Heading1"/>
+      </w:pPr>
+      <w:r>
+        <w:t>Mindre märgborre – ekologi samt krav på livsmiljön</w:t>
+      </w:r>
+    </w:p>
+    <w:p>
+      <w:r>
+        <w:t xml:space="preserve">Mindre märgborre är en signalart för tallskog med höga naturvärden och kan lätt konstateras genom sina karaktäristiska måsvingeliknande gnagspår som ofta hittas på grova tallgrenar på marken. Mindre märgborre betraktas tillsammans med skarptandad barkborre (NT) som nyckelarter, eftersom en rad sällsynta efterföljande arter är beroende av deras gångsystem. Bland dessa kan nämnas åtgärdsprogramsarterna avlång barkborre (VU), </w:t>
+      </w:r>
+      <w:r>
+        <w:rPr>
+          <w:i/>
+        </w:rPr>
+        <w:t>Corticeus longulus</w:t>
+      </w:r>
+      <w:r>
+        <w:t xml:space="preserve"> (VU), tallbarksvartbagge (VU), tallgångbagge (VU) och cholodkovskys bastborre (NT) (Pettersson, 2014; Gunnarsson m fl., 1999).</w:t>
+      </w:r>
+    </w:p>
+    <w:p>
+      <w:r>
+        <w:t>Tallskogar tillhör de livsmiljöer som förändrats i stor skala, där många kvadratmil har omvandlats till unga produktionsskogar. I sådana skogar saknas förutsättningar för de ovannämnda sällsynta barkborrarna och alltmer kunskap tyder på att skogsbrukets omvandling av skogslandskapet, missgynnar åtgärdsprogrammets arter även inne i skyddade områden (Hedgren, 2012; Hedgren m.fl., 2010; Wikars m.fl., 2010; Wikars, 2009). Orsaken är sannolikt att dagens intensiva skogsbruk trivialiserar faunan på nydöda träd. Detta sker genom att generalister förökas upp i sådan grad i den brukade skogen att dessa även kommer att dominera i de för hållandevis små och fragmenterade områden som avsätts för naturvård (Appelqvist, 2005; Janzen, 1983; Ås, 1999).</w:t>
+      </w:r>
+    </w:p>
+    <w:p>
+      <w:r>
+        <w:t>Ett tydligt exempel på en generalist som gynnas av dagens skogsbruk är större märgborre på nydöd tall. Denna utvecklas förutom i vindfällen gärna i avverkningsavfall, inklusive avverkningsstubbar och röjningsstammar. Därmed har den större märgborren möjlighet att upprätthålla stora och stabila populationer på huvuddelen av landets skogsmark, vilket leder till en trivialisering av faunan. Större märgborre inverkar sannolikt direkt negativt på arter som tolvtandad barkborre (EN) och avlång barkborre (VU), och indirekt på de som är gynnade av blånadssvampar, dvs. följearter till framförallt mindre märgborre och skarptandad barkborre (NT). De barkborrar som missgynnas av större märgborre är i mycket högre grad gynnade av tallar som dör genom självgallring, dvs. i normalfallet skog som inte används till skogsproduktion (Pettersson, 2014; Wikars, skriftl.).</w:t>
+      </w:r>
+    </w:p>
+    <w:p>
+      <w:r>
+        <w:t>Rika förekomster av främst mindre märgborre men även skarptandad barkborre (NT) är en signal för artrikedom och inventeringar har visat att det är i skogar med en naturlig självgallring som det skapas förutsättningar för dessa arter samt de efterföljande åtgärdsprogramsarterna (Pettersson, 2014; Hedgren, 2012). Tallskogar med stark förekomst av mindre märgborre och skarptandad barkborre bör avsättas som reservat. Generellt bör hänsyn tas vid slutavverkning av talldominerad skog så att avverkningsrester som gren- och toppdelar (s.k. GROT) lämnas (Pettersson, 2014).</w:t>
+      </w:r>
+    </w:p>
+    <w:p>
+      <w:pPr>
+        <w:pStyle w:val="Heading2"/>
+      </w:pPr>
+      <w:r>
+        <w:t>Referenser – mindre märgborre</w:t>
+      </w:r>
+    </w:p>
+    <w:p>
+      <w:r>
+        <w:t xml:space="preserve">Appelqvist, T., 2005. </w:t>
+      </w:r>
+      <w:r>
+        <w:rPr>
+          <w:i/>
+        </w:rPr>
+        <w:t>Naturvårdsbiologisk forskning. Underlag för områdesskydd i landskapet.</w:t>
+      </w:r>
+      <w:r>
+        <w:t xml:space="preserve"> Naturvårdsverket, Rapport 5452.</w:t>
+      </w:r>
+    </w:p>
+    <w:p>
+      <w:r>
+        <w:t xml:space="preserve">Gunnarsson, B., Pettersson, R. B., Hake, M. och Hultengren, S. &amp; Sjöberg, K., 1999. </w:t>
+      </w:r>
+      <w:r>
+        <w:rPr>
+          <w:i/>
+        </w:rPr>
+        <w:t xml:space="preserve">Spindlar och skalbaggar som indikatorer i barrskog. </w:t>
+      </w:r>
+      <w:r>
+        <w:t>Skog &amp; Forskning, Nr. 2/99, s. 46–51.</w:t>
+      </w:r>
+    </w:p>
+    <w:p>
+      <w:r>
+        <w:t xml:space="preserve">Hedgren, O., 2012. </w:t>
+      </w:r>
+      <w:r>
+        <w:rPr>
+          <w:i/>
+        </w:rPr>
+        <w:t>Hotade insekter på tallved i Dalarna.</w:t>
+      </w:r>
+      <w:r>
+        <w:t xml:space="preserve"> Länsstyrelsen Dalarna, Naturvårdsenheten. Rapport 2012:16.</w:t>
+      </w:r>
+    </w:p>
+    <w:p>
+      <w:r>
+        <w:t xml:space="preserve">Hedgren, O. 2010. </w:t>
+      </w:r>
+      <w:r>
+        <w:rPr>
+          <w:i/>
+        </w:rPr>
+        <w:t>Vedinsekter i tallskog och på brandfält i Värmland.</w:t>
+      </w:r>
+      <w:r>
+        <w:t xml:space="preserve"> Länsstyrelsen Värmland, Stencil, 39 s.</w:t>
+      </w:r>
+    </w:p>
+    <w:p>
+      <w:r>
+        <w:t xml:space="preserve">Janzen, D. H., 1983. </w:t>
+      </w:r>
+      <w:r>
+        <w:rPr>
+          <w:i/>
+        </w:rPr>
+        <w:t>No park is an island: Increase in interference from outside as park size decreases</w:t>
+      </w:r>
+      <w:r>
+        <w:t>. Oikos 41: 402–410.</w:t>
+      </w:r>
+    </w:p>
+    <w:p>
+      <w:r>
+        <w:t xml:space="preserve">Jonsell, M., Weslien, J. &amp; Ehn ström, B., 1998. </w:t>
+      </w:r>
+      <w:r>
+        <w:rPr>
+          <w:i/>
+        </w:rPr>
+        <w:t>Substrate requirements of red-listed saproxylic invertebrates in Sweden</w:t>
+      </w:r>
+      <w:r>
+        <w:t>. Biodiversity and Conserv. 7: 749–764.</w:t>
+      </w:r>
+    </w:p>
+    <w:p>
+      <w:r>
+        <w:t xml:space="preserve">Pettersson, R. B., 2014). </w:t>
+      </w:r>
+      <w:r>
+        <w:rPr>
+          <w:i/>
+        </w:rPr>
+        <w:t>Åtgärdsprogram för skalbaggar på nyligen död tall, 2014–2018.</w:t>
+      </w:r>
+      <w:r>
+        <w:t xml:space="preserve"> Rapport 6599. Bromma: Naturvårdsverket.</w:t>
+      </w:r>
+    </w:p>
+    <w:p>
+      <w:r>
+        <w:t xml:space="preserve">Wikars, L.-O., Hansson, J. &amp; Hedgren, O., 2010. </w:t>
+      </w:r>
+      <w:r>
+        <w:rPr>
+          <w:i/>
+        </w:rPr>
+        <w:t>Inventering av vedlevande skalbaggar – tallskogar i Örebro län.</w:t>
+      </w:r>
+      <w:r>
+        <w:t xml:space="preserve"> Länsstyrelsen i Örebro län, publ.nr. 2010:2.</w:t>
+      </w:r>
+    </w:p>
+    <w:p>
+      <w:r>
+        <w:t xml:space="preserve">Wikars, L.-O., 2009. </w:t>
+      </w:r>
+      <w:r>
+        <w:rPr>
+          <w:i/>
+        </w:rPr>
+        <w:t>Vedskalbaggar i Hamra nationalpark, Gävleborgs län.</w:t>
+      </w:r>
+      <w:r>
+        <w:t xml:space="preserve"> Länsstyrelsen Gävleborg, Rapport 2009:14.</w:t>
+      </w:r>
+    </w:p>
+    <w:p>
+      <w:pPr>
+        <w:pStyle w:val="Heading1"/>
+      </w:pPr>
+      <w:r>
+        <w:t>Spillkråka – ekologi samt krav på livsmiljön</w:t>
+      </w:r>
+    </w:p>
+    <w:p>
+      <w:r>
+        <w:t>Spillkråka (NT) är rödlistad som nära hotad, fridlyst enligt §4 Artskyddsförordningen och ingår i bilaga 1 i EU:s fågeldirektiv. Spillkråka lever i både barr- och blandskog liksom i ren lövskog. De tätaste populationerna tenderar att finnas i äldre, variationsrik blandskog med gott om död ved och gamla träd.</w:t>
+      </w:r>
+    </w:p>
+    <w:p>
+      <w:r>
+        <w:t>Varje par utnyttjar 400–1000 hektar skog beroende på skogens kvalitet. En minskning av populationen pågår på grund av minskad tillgång på lämpliga bo- och födoträd och minskad födotillgång. Spillkråkans minskningstakt har uppgått till 19 (24–10) % under de senaste 15 åren. Minskningstakten för den svenska populationen bedöms vara nära gränsvärdet för Sårbar (VU) (A2bc). Skogsbruk med korta omloppstider och täta, homogena ungskogar utgör det största hotet (Artdatabanken 2023).</w:t>
+      </w:r>
+    </w:p>
+    <w:p>
+      <w:pPr>
+        <w:pStyle w:val="Heading2"/>
+      </w:pPr>
+      <w:r>
+        <w:t>Referenser – spillkråka</w:t>
+      </w:r>
+    </w:p>
+    <w:p>
+      <w:r>
+        <w:t xml:space="preserve">SLU Artdatabanken, 2021. </w:t>
+      </w:r>
+      <w:r>
+        <w:rPr>
+          <w:i/>
+        </w:rPr>
+        <w:t xml:space="preserve">Artfaktablad. Naturvård – artfakta. </w:t>
+      </w:r>
+      <w:r>
+        <w:t>SLU Artdatabanken, Uppsala</w:t>
       </w:r>
     </w:p>
     <w:sectPr>
@@ -284,7 +595,7 @@
     <w:r>
       <w:tab/>
       <w:tab/>
-      <w:t>2025-10-27</w:t>
+      <w:t>2025-10-28</w:t>
       <w:br/>
       <w:br/>
     </w:r>

--- a/tillsyn/A 46306-2025 tillsynsbegäran.docx
+++ b/tillsyn/A 46306-2025 tillsynsbegäran.docx
@@ -595,7 +595,7 @@
     <w:r>
       <w:tab/>
       <w:tab/>
-      <w:t>2025-10-28</w:t>
+      <w:t>2025-10-29</w:t>
       <w:br/>
       <w:br/>
     </w:r>

--- a/tillsyn/A 46306-2025 tillsynsbegäran.docx
+++ b/tillsyn/A 46306-2025 tillsynsbegäran.docx
@@ -595,7 +595,7 @@
     <w:r>
       <w:tab/>
       <w:tab/>
-      <w:t>2025-10-29</w:t>
+      <w:t>2025-10-30</w:t>
       <w:br/>
       <w:br/>
     </w:r>

--- a/tillsyn/A 46306-2025 tillsynsbegäran.docx
+++ b/tillsyn/A 46306-2025 tillsynsbegäran.docx
@@ -595,7 +595,7 @@
     <w:r>
       <w:tab/>
       <w:tab/>
-      <w:t>2025-10-30</w:t>
+      <w:t>2025-10-31</w:t>
       <w:br/>
       <w:br/>
     </w:r>

--- a/tillsyn/A 46306-2025 tillsynsbegäran.docx
+++ b/tillsyn/A 46306-2025 tillsynsbegäran.docx
@@ -595,7 +595,7 @@
     <w:r>
       <w:tab/>
       <w:tab/>
-      <w:t>2025-10-31</w:t>
+      <w:t>2025-11-01</w:t>
       <w:br/>
       <w:br/>
     </w:r>

--- a/tillsyn/A 46306-2025 tillsynsbegäran.docx
+++ b/tillsyn/A 46306-2025 tillsynsbegäran.docx
@@ -595,7 +595,7 @@
     <w:r>
       <w:tab/>
       <w:tab/>
-      <w:t>2025-11-15</w:t>
+      <w:t>2025-11-20</w:t>
       <w:br/>
       <w:br/>
     </w:r>

--- a/tillsyn/A 46306-2025 tillsynsbegäran.docx
+++ b/tillsyn/A 46306-2025 tillsynsbegäran.docx
@@ -595,7 +595,7 @@
     <w:r>
       <w:tab/>
       <w:tab/>
-      <w:t>2025-11-20</w:t>
+      <w:t>2025-11-21</w:t>
       <w:br/>
       <w:br/>
     </w:r>

--- a/tillsyn/A 46306-2025 tillsynsbegäran.docx
+++ b/tillsyn/A 46306-2025 tillsynsbegäran.docx
@@ -595,7 +595,7 @@
     <w:r>
       <w:tab/>
       <w:tab/>
-      <w:t>2025-11-21</w:t>
+      <w:t>2025-11-22</w:t>
       <w:br/>
       <w:br/>
     </w:r>

--- a/tillsyn/A 46306-2025 tillsynsbegäran.docx
+++ b/tillsyn/A 46306-2025 tillsynsbegäran.docx
@@ -595,7 +595,7 @@
     <w:r>
       <w:tab/>
       <w:tab/>
-      <w:t>2025-11-22</w:t>
+      <w:t>2025-11-23</w:t>
       <w:br/>
       <w:br/>
     </w:r>

--- a/tillsyn/A 46306-2025 tillsynsbegäran.docx
+++ b/tillsyn/A 46306-2025 tillsynsbegäran.docx
@@ -595,7 +595,7 @@
     <w:r>
       <w:tab/>
       <w:tab/>
-      <w:t>2025-11-23</w:t>
+      <w:t>2025-11-24</w:t>
       <w:br/>
       <w:br/>
     </w:r>

--- a/tillsyn/A 46306-2025 tillsynsbegäran.docx
+++ b/tillsyn/A 46306-2025 tillsynsbegäran.docx
@@ -595,7 +595,7 @@
     <w:r>
       <w:tab/>
       <w:tab/>
-      <w:t>2025-11-24</w:t>
+      <w:t>2025-11-25</w:t>
       <w:br/>
       <w:br/>
     </w:r>

--- a/tillsyn/A 46306-2025 tillsynsbegäran.docx
+++ b/tillsyn/A 46306-2025 tillsynsbegäran.docx
@@ -595,7 +595,7 @@
     <w:r>
       <w:tab/>
       <w:tab/>
-      <w:t>2025-11-25</w:t>
+      <w:t>2025-11-26</w:t>
       <w:br/>
       <w:br/>
     </w:r>

--- a/tillsyn/A 46306-2025 tillsynsbegäran.docx
+++ b/tillsyn/A 46306-2025 tillsynsbegäran.docx
@@ -595,7 +595,7 @@
     <w:r>
       <w:tab/>
       <w:tab/>
-      <w:t>2025-11-26</w:t>
+      <w:t>2025-11-27</w:t>
       <w:br/>
       <w:br/>
     </w:r>

--- a/tillsyn/A 46306-2025 tillsynsbegäran.docx
+++ b/tillsyn/A 46306-2025 tillsynsbegäran.docx
@@ -595,7 +595,7 @@
     <w:r>
       <w:tab/>
       <w:tab/>
-      <w:t>2025-11-27</w:t>
+      <w:t>2025-11-28</w:t>
       <w:br/>
       <w:br/>
     </w:r>

--- a/tillsyn/A 46306-2025 tillsynsbegäran.docx
+++ b/tillsyn/A 46306-2025 tillsynsbegäran.docx
@@ -595,7 +595,7 @@
     <w:r>
       <w:tab/>
       <w:tab/>
-      <w:t>2025-11-28</w:t>
+      <w:t>2025-11-29</w:t>
       <w:br/>
       <w:br/>
     </w:r>

--- a/tillsyn/A 46306-2025 tillsynsbegäran.docx
+++ b/tillsyn/A 46306-2025 tillsynsbegäran.docx
@@ -595,7 +595,7 @@
     <w:r>
       <w:tab/>
       <w:tab/>
-      <w:t>2025-11-29</w:t>
+      <w:t>2025-11-30</w:t>
       <w:br/>
       <w:br/>
     </w:r>

--- a/tillsyn/A 46306-2025 tillsynsbegäran.docx
+++ b/tillsyn/A 46306-2025 tillsynsbegäran.docx
@@ -595,7 +595,7 @@
     <w:r>
       <w:tab/>
       <w:tab/>
-      <w:t>2025-11-30</w:t>
+      <w:t>2025-12-01</w:t>
       <w:br/>
       <w:br/>
     </w:r>

--- a/tillsyn/A 46306-2025 tillsynsbegäran.docx
+++ b/tillsyn/A 46306-2025 tillsynsbegäran.docx
@@ -595,7 +595,7 @@
     <w:r>
       <w:tab/>
       <w:tab/>
-      <w:t>2025-12-01</w:t>
+      <w:t>2025-12-02</w:t>
       <w:br/>
       <w:br/>
     </w:r>

--- a/tillsyn/A 46306-2025 tillsynsbegäran.docx
+++ b/tillsyn/A 46306-2025 tillsynsbegäran.docx
@@ -595,7 +595,7 @@
     <w:r>
       <w:tab/>
       <w:tab/>
-      <w:t>2025-12-02</w:t>
+      <w:t>2025-12-03</w:t>
       <w:br/>
       <w:br/>
     </w:r>

--- a/tillsyn/A 46306-2025 tillsynsbegäran.docx
+++ b/tillsyn/A 46306-2025 tillsynsbegäran.docx
@@ -595,7 +595,7 @@
     <w:r>
       <w:tab/>
       <w:tab/>
-      <w:t>2025-12-03</w:t>
+      <w:t>2025-12-04</w:t>
       <w:br/>
       <w:br/>
     </w:r>

--- a/tillsyn/A 46306-2025 tillsynsbegäran.docx
+++ b/tillsyn/A 46306-2025 tillsynsbegäran.docx
@@ -595,7 +595,7 @@
     <w:r>
       <w:tab/>
       <w:tab/>
-      <w:t>2025-12-04</w:t>
+      <w:t>2025-12-05</w:t>
       <w:br/>
       <w:br/>
     </w:r>

--- a/tillsyn/A 46306-2025 tillsynsbegäran.docx
+++ b/tillsyn/A 46306-2025 tillsynsbegäran.docx
@@ -595,7 +595,7 @@
     <w:r>
       <w:tab/>
       <w:tab/>
-      <w:t>2025-12-05</w:t>
+      <w:t>2025-12-06</w:t>
       <w:br/>
       <w:br/>
     </w:r>

--- a/tillsyn/A 46306-2025 tillsynsbegäran.docx
+++ b/tillsyn/A 46306-2025 tillsynsbegäran.docx
@@ -595,7 +595,7 @@
     <w:r>
       <w:tab/>
       <w:tab/>
-      <w:t>2025-12-06</w:t>
+      <w:t>2025-12-07</w:t>
       <w:br/>
       <w:br/>
     </w:r>

--- a/tillsyn/A 46306-2025 tillsynsbegäran.docx
+++ b/tillsyn/A 46306-2025 tillsynsbegäran.docx
@@ -595,7 +595,7 @@
     <w:r>
       <w:tab/>
       <w:tab/>
-      <w:t>2025-12-07</w:t>
+      <w:t>2025-12-08</w:t>
       <w:br/>
       <w:br/>
     </w:r>

--- a/tillsyn/A 46306-2025 tillsynsbegäran.docx
+++ b/tillsyn/A 46306-2025 tillsynsbegäran.docx
@@ -595,7 +595,7 @@
     <w:r>
       <w:tab/>
       <w:tab/>
-      <w:t>2025-12-08</w:t>
+      <w:t>2025-12-09</w:t>
       <w:br/>
       <w:br/>
     </w:r>

--- a/tillsyn/A 46306-2025 tillsynsbegäran.docx
+++ b/tillsyn/A 46306-2025 tillsynsbegäran.docx
@@ -595,7 +595,7 @@
     <w:r>
       <w:tab/>
       <w:tab/>
-      <w:t>2025-12-09</w:t>
+      <w:t>2025-12-10</w:t>
       <w:br/>
       <w:br/>
     </w:r>

--- a/tillsyn/A 46306-2025 tillsynsbegäran.docx
+++ b/tillsyn/A 46306-2025 tillsynsbegäran.docx
@@ -595,7 +595,7 @@
     <w:r>
       <w:tab/>
       <w:tab/>
-      <w:t>2025-12-10</w:t>
+      <w:t>2025-12-11</w:t>
       <w:br/>
       <w:br/>
     </w:r>

--- a/tillsyn/A 46306-2025 tillsynsbegäran.docx
+++ b/tillsyn/A 46306-2025 tillsynsbegäran.docx
@@ -595,7 +595,7 @@
     <w:r>
       <w:tab/>
       <w:tab/>
-      <w:t>2025-12-11</w:t>
+      <w:t>2025-12-12</w:t>
       <w:br/>
       <w:br/>
     </w:r>

--- a/tillsyn/A 46306-2025 tillsynsbegäran.docx
+++ b/tillsyn/A 46306-2025 tillsynsbegäran.docx
@@ -595,7 +595,7 @@
     <w:r>
       <w:tab/>
       <w:tab/>
-      <w:t>2025-12-12</w:t>
+      <w:t>2025-12-13</w:t>
       <w:br/>
       <w:br/>
     </w:r>

--- a/tillsyn/A 46306-2025 tillsynsbegäran.docx
+++ b/tillsyn/A 46306-2025 tillsynsbegäran.docx
@@ -595,7 +595,7 @@
     <w:r>
       <w:tab/>
       <w:tab/>
-      <w:t>2025-12-19</w:t>
+      <w:t>2025-12-20</w:t>
       <w:br/>
       <w:br/>
     </w:r>

--- a/tillsyn/A 46306-2025 tillsynsbegäran.docx
+++ b/tillsyn/A 46306-2025 tillsynsbegäran.docx
@@ -595,7 +595,7 @@
     <w:r>
       <w:tab/>
       <w:tab/>
-      <w:t>2025-12-20</w:t>
+      <w:t>2025-12-21</w:t>
       <w:br/>
       <w:br/>
     </w:r>

--- a/tillsyn/A 46306-2025 tillsynsbegäran.docx
+++ b/tillsyn/A 46306-2025 tillsynsbegäran.docx
@@ -595,7 +595,7 @@
     <w:r>
       <w:tab/>
       <w:tab/>
-      <w:t>2025-12-21</w:t>
+      <w:t>2025-12-22</w:t>
       <w:br/>
       <w:br/>
     </w:r>

--- a/tillsyn/A 46306-2025 tillsynsbegäran.docx
+++ b/tillsyn/A 46306-2025 tillsynsbegäran.docx
@@ -595,7 +595,7 @@
     <w:r>
       <w:tab/>
       <w:tab/>
-      <w:t>2025-12-22</w:t>
+      <w:t>2025-12-26</w:t>
       <w:br/>
       <w:br/>
     </w:r>

--- a/tillsyn/A 46306-2025 tillsynsbegäran.docx
+++ b/tillsyn/A 46306-2025 tillsynsbegäran.docx
@@ -595,7 +595,7 @@
     <w:r>
       <w:tab/>
       <w:tab/>
-      <w:t>2026-01-03</w:t>
+      <w:t>2026-01-04</w:t>
       <w:br/>
       <w:br/>
     </w:r>

--- a/tillsyn/A 46306-2025 tillsynsbegäran.docx
+++ b/tillsyn/A 46306-2025 tillsynsbegäran.docx
@@ -595,7 +595,7 @@
     <w:r>
       <w:tab/>
       <w:tab/>
-      <w:t>2026-01-07</w:t>
+      <w:t>2026-01-08</w:t>
       <w:br/>
       <w:br/>
     </w:r>

--- a/tillsyn/A 46306-2025 tillsynsbegäran.docx
+++ b/tillsyn/A 46306-2025 tillsynsbegäran.docx
@@ -595,7 +595,7 @@
     <w:r>
       <w:tab/>
       <w:tab/>
-      <w:t>2026-01-08</w:t>
+      <w:t>2026-01-09</w:t>
       <w:br/>
       <w:br/>
     </w:r>

--- a/tillsyn/A 46306-2025 tillsynsbegäran.docx
+++ b/tillsyn/A 46306-2025 tillsynsbegäran.docx
@@ -595,7 +595,7 @@
     <w:r>
       <w:tab/>
       <w:tab/>
-      <w:t>2026-01-09</w:t>
+      <w:t>2026-01-10</w:t>
       <w:br/>
       <w:br/>
     </w:r>

--- a/tillsyn/A 46306-2025 tillsynsbegäran.docx
+++ b/tillsyn/A 46306-2025 tillsynsbegäran.docx
@@ -595,7 +595,7 @@
     <w:r>
       <w:tab/>
       <w:tab/>
-      <w:t>2026-01-10</w:t>
+      <w:t>2026-01-11</w:t>
       <w:br/>
       <w:br/>
     </w:r>

--- a/tillsyn/A 46306-2025 tillsynsbegäran.docx
+++ b/tillsyn/A 46306-2025 tillsynsbegäran.docx
@@ -595,7 +595,7 @@
     <w:r>
       <w:tab/>
       <w:tab/>
-      <w:t>2026-01-11</w:t>
+      <w:t>2026-01-12</w:t>
       <w:br/>
       <w:br/>
     </w:r>

--- a/tillsyn/A 46306-2025 tillsynsbegäran.docx
+++ b/tillsyn/A 46306-2025 tillsynsbegäran.docx
@@ -595,7 +595,7 @@
     <w:r>
       <w:tab/>
       <w:tab/>
-      <w:t>2026-01-12</w:t>
+      <w:t>2026-01-13</w:t>
       <w:br/>
       <w:br/>
     </w:r>

--- a/tillsyn/A 46306-2025 tillsynsbegäran.docx
+++ b/tillsyn/A 46306-2025 tillsynsbegäran.docx
@@ -595,7 +595,7 @@
     <w:r>
       <w:tab/>
       <w:tab/>
-      <w:t>2026-01-13</w:t>
+      <w:t>2026-01-14</w:t>
       <w:br/>
       <w:br/>
     </w:r>

--- a/tillsyn/A 46306-2025 tillsynsbegäran.docx
+++ b/tillsyn/A 46306-2025 tillsynsbegäran.docx
@@ -595,7 +595,7 @@
     <w:r>
       <w:tab/>
       <w:tab/>
-      <w:t>2026-01-14</w:t>
+      <w:t>2026-01-15</w:t>
       <w:br/>
       <w:br/>
     </w:r>

--- a/tillsyn/A 46306-2025 tillsynsbegäran.docx
+++ b/tillsyn/A 46306-2025 tillsynsbegäran.docx
@@ -595,7 +595,7 @@
     <w:r>
       <w:tab/>
       <w:tab/>
-      <w:t>2026-01-15</w:t>
+      <w:t>2026-01-16</w:t>
       <w:br/>
       <w:br/>
     </w:r>

--- a/tillsyn/A 46306-2025 tillsynsbegäran.docx
+++ b/tillsyn/A 46306-2025 tillsynsbegäran.docx
@@ -595,7 +595,7 @@
     <w:r>
       <w:tab/>
       <w:tab/>
-      <w:t>2026-01-16</w:t>
+      <w:t>2026-01-17</w:t>
       <w:br/>
       <w:br/>
     </w:r>

--- a/tillsyn/A 46306-2025 tillsynsbegäran.docx
+++ b/tillsyn/A 46306-2025 tillsynsbegäran.docx
@@ -595,7 +595,7 @@
     <w:r>
       <w:tab/>
       <w:tab/>
-      <w:t>2026-01-17</w:t>
+      <w:t>2026-01-18</w:t>
       <w:br/>
       <w:br/>
     </w:r>

--- a/tillsyn/A 46306-2025 tillsynsbegäran.docx
+++ b/tillsyn/A 46306-2025 tillsynsbegäran.docx
@@ -595,7 +595,7 @@
     <w:r>
       <w:tab/>
       <w:tab/>
-      <w:t>2026-01-18</w:t>
+      <w:t>2026-01-19</w:t>
       <w:br/>
       <w:br/>
     </w:r>

--- a/tillsyn/A 46306-2025 tillsynsbegäran.docx
+++ b/tillsyn/A 46306-2025 tillsynsbegäran.docx
@@ -595,7 +595,7 @@
     <w:r>
       <w:tab/>
       <w:tab/>
-      <w:t>2026-01-19</w:t>
+      <w:t>2026-01-20</w:t>
       <w:br/>
       <w:br/>
     </w:r>

--- a/tillsyn/A 46306-2025 tillsynsbegäran.docx
+++ b/tillsyn/A 46306-2025 tillsynsbegäran.docx
@@ -595,7 +595,7 @@
     <w:r>
       <w:tab/>
       <w:tab/>
-      <w:t>2026-01-20</w:t>
+      <w:t>2026-01-21</w:t>
       <w:br/>
       <w:br/>
     </w:r>

--- a/tillsyn/A 46306-2025 tillsynsbegäran.docx
+++ b/tillsyn/A 46306-2025 tillsynsbegäran.docx
@@ -595,7 +595,7 @@
     <w:r>
       <w:tab/>
       <w:tab/>
-      <w:t>2026-01-21</w:t>
+      <w:t>2026-01-23</w:t>
       <w:br/>
       <w:br/>
     </w:r>

--- a/tillsyn/A 46306-2025 tillsynsbegäran.docx
+++ b/tillsyn/A 46306-2025 tillsynsbegäran.docx
@@ -595,7 +595,7 @@
     <w:r>
       <w:tab/>
       <w:tab/>
-      <w:t>2026-01-23</w:t>
+      <w:t>2026-01-24</w:t>
       <w:br/>
       <w:br/>
     </w:r>

--- a/tillsyn/A 46306-2025 tillsynsbegäran.docx
+++ b/tillsyn/A 46306-2025 tillsynsbegäran.docx
@@ -595,7 +595,7 @@
     <w:r>
       <w:tab/>
       <w:tab/>
-      <w:t>2026-01-24</w:t>
+      <w:t>2026-01-25</w:t>
       <w:br/>
       <w:br/>
     </w:r>

--- a/tillsyn/A 46306-2025 tillsynsbegäran.docx
+++ b/tillsyn/A 46306-2025 tillsynsbegäran.docx
@@ -595,7 +595,7 @@
     <w:r>
       <w:tab/>
       <w:tab/>
-      <w:t>2026-01-25</w:t>
+      <w:t>2026-01-26</w:t>
       <w:br/>
       <w:br/>
     </w:r>

--- a/tillsyn/A 46306-2025 tillsynsbegäran.docx
+++ b/tillsyn/A 46306-2025 tillsynsbegäran.docx
@@ -595,7 +595,7 @@
     <w:r>
       <w:tab/>
       <w:tab/>
-      <w:t>2026-01-26</w:t>
+      <w:t>2026-01-27</w:t>
       <w:br/>
       <w:br/>
     </w:r>

--- a/tillsyn/A 46306-2025 tillsynsbegäran.docx
+++ b/tillsyn/A 46306-2025 tillsynsbegäran.docx
@@ -595,7 +595,7 @@
     <w:r>
       <w:tab/>
       <w:tab/>
-      <w:t>2026-01-27</w:t>
+      <w:t>2026-01-28</w:t>
       <w:br/>
       <w:br/>
     </w:r>

--- a/tillsyn/A 46306-2025 tillsynsbegäran.docx
+++ b/tillsyn/A 46306-2025 tillsynsbegäran.docx
@@ -106,10 +106,39 @@
         <w:rPr>
           <w:b/>
         </w:rPr>
+        <w:t>Dropptaggsvamp</w:t>
+      </w:r>
+      <w:r>
+        <w:t xml:space="preserve"> bildar mykorrhiza med tall, huvudsakligen i äldre skog. Total population i landet bedöms ha minskat och fortsatt minska på grund av slutavverkningar och förhöja kvävenivåer i marken som en följd av skogsgödsling. Dropptaggsvamp är typisk art för </w:t>
+      </w:r>
+      <w:r>
+        <w:rPr>
+          <w:i/>
+        </w:rPr>
+        <w:t xml:space="preserve">9010 Taiga </w:t>
+      </w:r>
+      <w:r>
+        <w:t>(SLU Artdatabanken, 2025).</w:t>
+      </w:r>
+    </w:p>
+    <w:p>
+      <w:r>
+        <w:rPr>
+          <w:b/>
+        </w:rPr>
         <w:t>Dvärgbägarlav (NT)</w:t>
       </w:r>
       <w:r>
-        <w:t xml:space="preserve"> förekommer över hela Sverige på gammal hård ved, huvudsakligen på tall men i södra Sverige även på ek. Veden utgörs framförallt av grova stubbar, lågor och grenar. Substratet har blivit sällsyntare och nybildning av substrat sker bara i begränsad omfattning. Arten hotas av att grova lågor blir allt sällsyntare i dagens kulturskogar samt att nybildningen av lämpliga substrat går mycket långsamt. En riklig tillgång på gamla tall- eller eklågor måste säkerställas på artens lokaler (SLU Artdatabanken, 2024; Nitare &amp; Skogsstyrelsen, 2019).</w:t>
+        <w:t xml:space="preserve"> förekommer över hela Sverige på gammal hård ved, huvudsakligen på tall men i södra Sverige även på ek. Veden utgörs framförallt av grova stubbar, lågor och grenar. Substratet har blivit sällsyntare och nybildning av substrat sker bara i begränsad omfattning. Arten hotas av att grova lågor blir allt sällsyntare i dagens kulturskogar samt att nybildningen av lämpliga substrat går mycket långsamt. En riklig tillgång på gamla tall- eller eklågor måste säkerställas på artens lokaler. Dvärgbägarlav är typisk art för </w:t>
+      </w:r>
+      <w:r>
+        <w:rPr>
+          <w:i/>
+        </w:rPr>
+        <w:t>9010 Taiga</w:t>
+      </w:r>
+      <w:r>
+        <w:t xml:space="preserve"> (SLU Artdatabanken, 2024; Nitare &amp; Skogsstyrelsen, 2019).</w:t>
       </w:r>
     </w:p>
     <w:p>
@@ -120,7 +149,25 @@
         <w:t>Garnlav (NT)</w:t>
       </w:r>
       <w:r>
-        <w:t xml:space="preserve"> är en utpräglad barrskogsart som ibland kan drapera träden i norrländska grannaturskogar med hög luftfuktighet. Den förekommer även i talldominerade bestånd där den, förutom i trädens grenverk, påträffas hängande över ojämnheter i tallbarken. Arten har minskat starkt i södra och mellersta Sverige och den minskar även i sitt nordliga utbredningsområde. Orsaken till tillbakagången beror främst på slutavverkningar av naturskogsartade skogar. Bestånd med riklig förekomst bör regelmässigt sparas. Garnlav är värdväxt för den mycket sällsynta och akut hotade fjärilen barrskogslavfly (CR) som hör hemma i boreala barrskogar med riklig förekomst av värdväxten. Tidigare kunde arten konstateras årligen på flera platser vid Dala-Floda i Dalarna innan lokalerna kalavverkades. Senaste fyndet i landet av barrskogslavfly är från år 2000 då den påträffades vid Högberget i Sollefteå kommun (SLU Artdatabanken, 2024).</w:t>
+        <w:t xml:space="preserve"> är en utpräglad barrskogsart som ibland kan drapera träden i norrländska grannaturskogar med hög luftfuktighet. Den förekommer även i talldominerade bestånd där den, förutom i trädens grenverk, påträffas hängande över ojämnheter i tallbarken. Arten har minskat starkt i södra och mellersta Sverige och den minskar även i sitt nordliga utbredningsområde. Orsaken till tillbakagången beror främst på slutavverkningar av naturskogsartade skogar. Bestånd med riklig förekomst bör regelmässigt sparas. Garnlav är värdväxt för den mycket sällsynta och akut hotade fjärilen barrskogslavfly (CR) som hör hemma i boreala barrskogar med riklig förekomst av värdväxten. Tidigare kunde arten konstateras årligen på flera platser vid Dala-Floda i Dalarna innan lokalerna kalavverkades. Senaste fyndet i landet av barrskogslavfly är från år 2000 då den påträffades vid Högberget i Sollefteå kommun. Garnlav är typisk art för </w:t>
+      </w:r>
+      <w:r>
+        <w:rPr>
+          <w:i/>
+        </w:rPr>
+        <w:t xml:space="preserve">9010 Taiga </w:t>
+      </w:r>
+      <w:r>
+        <w:t>och</w:t>
+      </w:r>
+      <w:r>
+        <w:rPr>
+          <w:i/>
+        </w:rPr>
+        <w:t xml:space="preserve"> 9070 Trädklädd betesmark </w:t>
+      </w:r>
+      <w:r>
+        <w:t xml:space="preserve"> (SLU Artdatabanken, 2024).</w:t>
       </w:r>
     </w:p>
     <w:p>
@@ -131,7 +178,16 @@
         <w:t>Kolflarnlav (NT)</w:t>
       </w:r>
       <w:r>
-        <w:t xml:space="preserve"> är brandberoende och växer nästan uteslutande på kolad hård kärnved av tall. Etableringen verkar ske först 100–300 år efter brand och nytt substrat nybildas i mycket begränsad omfattning. Avverkning av tallskog av naturskogskaraktär med spår av återkommande bränder är ett hot och mängden lämplig ved att växa på för arten minskar dels på grund av naturlig nedbrytning men framförallt på grund av att det förstörs i samband med slutavverkningar, gallringar och markberedning. Såväl kolflarnlav som mörk kolflarnlav har glänsande bålfjäll och förekommer främst i tall- och blandbarrskogar av naturskogskaraktär med spår av återkommande bränder. Skogar som dessa hyser höga biologiska värden och bör skyddas (SLU Artdatabanken, 2024).</w:t>
+        <w:t xml:space="preserve"> är brandberoende och växer nästan uteslutande på kolad hård kärnved av tall. Etableringen verkar ske först 100–300 år efter brand och nytt substrat nybildas i mycket begränsad omfattning. Avverkning av tallskog av naturskogskaraktär med spår av återkommande bränder är ett hot och mängden lämplig ved att växa på för arten minskar dels på grund av naturlig nedbrytning men framförallt på grund av att det förstörs i samband med slutavverkningar, gallringar och markberedning. Såväl kolflarnlav som mörk kolflarnlav har glänsande bålfjäll och förekommer främst i tall- och blandbarrskogar av naturskogskaraktär med spår av återkommande bränder. Skogar som dessa hyser höga biologiska värden och bör skyddas. Kolflarnlav är typisk art för </w:t>
+      </w:r>
+      <w:r>
+        <w:rPr>
+          <w:i/>
+        </w:rPr>
+        <w:t>9010 Taiga</w:t>
+      </w:r>
+      <w:r>
+        <w:t xml:space="preserve"> (SLU Artdatabanken, 2024).</w:t>
       </w:r>
     </w:p>
     <w:p>
@@ -151,7 +207,16 @@
         <w:t>Corticeus longulus</w:t>
       </w:r>
       <w:r>
-        <w:t xml:space="preserve"> (VU), tallbarksvartbagge (VU), tallgångbagge (VU) och cholodkovskys bastborre (NT). Den mindre märgborrens måsvingeliknande gnaggångar är lätta att känna igen och hittas ofta på grova tallgrenar på marken. Rika förekomster av främst mindre märgborre men även skarptandad barkborre (NT) är en signal för artrikedom och inventeringar har visat att det är i skogar med en naturlig självgallring som det skapas förutsättningar för dessa arter samt de efterföljande åtgärdsprogramsarterna. Tallskogar med stark förekomst av mindre märgborre och skarptandad barkborre bör avsättas som reservat. Generellt bör hänsyn tas vid slutavverkning av talldominerad skog så att avverkningsrester som gren- och toppdelar lämnas (Pettersson, 2014; Hedgren, 2012; Gunnarsson m fl., 1999).</w:t>
+        <w:t xml:space="preserve"> (VU), tallbarksvartbagge (VU), tallgångbagge (VU) och cholodkovskys bastborre (NT). Den mindre märgborrens måsvingeliknande gnaggångar är lätta att känna igen och hittas ofta på grova tallgrenar på marken. Rika förekomster av främst mindre märgborre men även skarptandad barkborre (NT) är en signal för artrikedom och inventeringar har visat att det är i skogar med en naturlig självgallring som det skapas förutsättningar för dessa arter samt de efterföljande åtgärdsprogramsarterna. Tallskogar med stark förekomst av mindre märgborre och skarptandad barkborre bör avsättas som reservat. Generellt bör hänsyn tas vid slutavverkning av talldominerad skog så att avverkningsrester som gren- och toppdelar lämnas. Mindre märgborre är typisk art för </w:t>
+      </w:r>
+      <w:r>
+        <w:rPr>
+          <w:i/>
+        </w:rPr>
+        <w:t>9060 Åsbarrskog</w:t>
+      </w:r>
+      <w:r>
+        <w:t xml:space="preserve"> (Pettersson, 2014; Hedgren, 2012; Gunnarsson m fl., 1999).</w:t>
       </w:r>
     </w:p>
     <w:p>
@@ -195,7 +260,36 @@
         <w:t>Vedskivlav (NT)</w:t>
       </w:r>
       <w:r>
-        <w:t xml:space="preserve"> växer på gammal, torr, exponerad, hård kärnved av framförallt tall i naturskogsartade bestånd. Avverkning av tallskog av naturskogskaraktär med spår av återkommande bränder är ett hot. Mängden lämplig ved att växa på för vedskivlav minskar, dels på grund av naturlig nedbrytning men framförallt på grund av att de förstörs i samband med slutavverkningar, gallringar och markberedning. Tall- och blandbarrskogar av naturskogskaraktär med spår av återkommande bränder bör skyddas (SLU Artdatabanken, 2024).</w:t>
+        <w:t xml:space="preserve"> växer på gammal, torr, exponerad, hård kärnved av framförallt tall i naturskogsartade bestånd. Avverkning av tallskog av naturskogskaraktär med spår av återkommande bränder är ett hot. Mängden lämplig ved att växa på för vedskivlav minskar, dels på grund av naturlig nedbrytning men framförallt på grund av att de förstörs i samband med slutavverkningar, gallringar och markberedning. Tall- och blandbarrskogar av naturskogskaraktär med spår av återkommande bränder bör skyddas. Vedskivlav är typisk art för </w:t>
+      </w:r>
+      <w:r>
+        <w:rPr>
+          <w:i/>
+        </w:rPr>
+        <w:t>9010 Taiga</w:t>
+      </w:r>
+      <w:r>
+        <w:t xml:space="preserve"> (SLU Artdatabanken, 2024).</w:t>
+      </w:r>
+    </w:p>
+    <w:p>
+      <w:r>
+        <w:rPr>
+          <w:b/>
+        </w:rPr>
+        <w:t xml:space="preserve">Vedticka </w:t>
+      </w:r>
+      <w:r>
+        <w:t xml:space="preserve">är en bra signalart söder om den naturliga norrlandsgränsen. Den är huvudsakligen knuten till äldre barrskogar där det föreligger långvarig kontinuitet av död barrved. Vedticka är typisk art för </w:t>
+      </w:r>
+      <w:r>
+        <w:rPr>
+          <w:i/>
+        </w:rPr>
+        <w:t xml:space="preserve">9010 Taiga </w:t>
+      </w:r>
+      <w:r>
+        <w:t>(Nitare &amp; Skogsstyrelsen, 2019; SLU Artdatabanken, 2025).</w:t>
       </w:r>
     </w:p>
     <w:p>
@@ -233,7 +327,25 @@
         <w:t>Spillkråka (NT, §4)</w:t>
       </w:r>
       <w:r>
-        <w:t xml:space="preserve"> är rödlistad som nära hotad och ingår i bilaga 1 i EU:s fågeldirektiv. Den minskar i population på grund av minskad tillgång på lämpliga bo- och födoträd och minskad födotillgång. Spillkråkans minskningstakt har uppgått till 19 (24–10) % under de senaste 15 åren. Minskningstakten för den svenska populationen bedöms vara nära gränsvärdet för Sårbar (VU) (A2bc). Skogsbruk med korta omloppstider och täta, homogena ungskogar utgör det största hotet, (SLU Artdatabanken, 2023).</w:t>
+        <w:t xml:space="preserve"> är rödlistad som nära hotad och ingår i bilaga 1 i EU:s fågeldirektiv. Den minskar i population på grund av minskad tillgång på lämpliga bo- och födoträd och minskad födotillgång. Spillkråkans minskningstakt har uppgått till 19 (24–10) % under de senaste 15 åren. Minskningstakten för den svenska populationen bedöms vara nära gränsvärdet för Sårbar (VU) (A2bc). Skogsbruk med korta omloppstider och täta, homogena ungskogar utgör det största hotet. Spillkråka är typisk art för </w:t>
+      </w:r>
+      <w:r>
+        <w:rPr>
+          <w:i/>
+        </w:rPr>
+        <w:t xml:space="preserve">9010 Taiga </w:t>
+      </w:r>
+      <w:r>
+        <w:t>och</w:t>
+      </w:r>
+      <w:r>
+        <w:rPr>
+          <w:i/>
+        </w:rPr>
+        <w:t xml:space="preserve"> 9740 Skogsbevuxen myr </w:t>
+      </w:r>
+      <w:r>
+        <w:t>(SLU Artdatabanken, 2023).</w:t>
       </w:r>
     </w:p>
     <w:p>
@@ -290,7 +402,16 @@
     </w:p>
     <w:p>
       <w:r>
-        <w:t>Rika förekomster av främst mindre märgborre men även skarptandad barkborre (NT) är en signal för artrikedom och inventeringar har visat att det är i skogar med en naturlig självgallring som det skapas förutsättningar för dessa arter samt de efterföljande åtgärdsprogramsarterna (Pettersson, 2014; Hedgren, 2012). Tallskogar med stark förekomst av mindre märgborre och skarptandad barkborre bör avsättas som reservat. Generellt bör hänsyn tas vid slutavverkning av talldominerad skog så att avverkningsrester som gren- och toppdelar (s.k. GROT) lämnas (Pettersson, 2014).</w:t>
+        <w:t xml:space="preserve">Rika förekomster av främst mindre märgborre men även skarptandad barkborre (NT) är en signal för artrikedom och inventeringar har visat att det är i skogar med en naturlig självgallring som det skapas förutsättningar för dessa arter samt de efterföljande åtgärdsprogramsarterna (Pettersson, 2014; Hedgren, 2012). Tallskogar med stark förekomst av mindre märgborre och skarptandad barkborre bör avsättas som reservat. Generellt bör hänsyn tas vid slutavverkning av talldominerad skog så att avverkningsrester som gren- och toppdelar (s.k. GROT) lämnas. Mindre märgborre är typisk art för </w:t>
+      </w:r>
+      <w:r>
+        <w:rPr>
+          <w:i/>
+        </w:rPr>
+        <w:t>9060 Åsbarrskog</w:t>
+      </w:r>
+      <w:r>
+        <w:t xml:space="preserve"> (Pettersson, 2014; SLU Artdatabanken, 2024).</w:t>
       </w:r>
     </w:p>
     <w:p>
@@ -401,6 +522,20 @@
     </w:p>
     <w:p>
       <w:r>
+        <w:t xml:space="preserve">SLU Artdatabanken, 2024. </w:t>
+      </w:r>
+      <w:r>
+        <w:rPr>
+          <w:i/>
+        </w:rPr>
+        <w:t xml:space="preserve">Artfaktablad. Naturvård – artfakta. </w:t>
+      </w:r>
+      <w:r>
+        <w:t>SLU Artdatabanken, Uppsala.</w:t>
+      </w:r>
+    </w:p>
+    <w:p>
+      <w:r>
         <w:t xml:space="preserve">Wikars, L.-O., Hansson, J. &amp; Hedgren, O., 2010. </w:t>
       </w:r>
       <w:r>
@@ -437,12 +572,30 @@
     </w:p>
     <w:p>
       <w:r>
-        <w:t>Spillkråka (NT) är rödlistad som nära hotad, fridlyst enligt §4 Artskyddsförordningen och ingår i bilaga 1 i EU:s fågeldirektiv. Spillkråka lever i både barr- och blandskog liksom i ren lövskog. De tätaste populationerna tenderar att finnas i äldre, variationsrik blandskog med gott om död ved och gamla träd.</w:t>
+        <w:t xml:space="preserve">Spillkråka (NT) är rödlistad som nära hotad, fridlyst enligt §4 Artskyddsförordningen, typisk art för </w:t>
+      </w:r>
+      <w:r>
+        <w:rPr>
+          <w:i/>
+        </w:rPr>
+        <w:t xml:space="preserve">9010 Taiga </w:t>
+      </w:r>
+      <w:r>
+        <w:t>och</w:t>
+      </w:r>
+      <w:r>
+        <w:rPr>
+          <w:i/>
+        </w:rPr>
+        <w:t xml:space="preserve"> 9740 Skogsbevuxen myr</w:t>
+      </w:r>
+      <w:r>
+        <w:t xml:space="preserve"> och ingår i bilaga 1 i EU:s fågeldirektiv. Spillkråka lever i både barr- och blandskog liksom i ren lövskog. De tätaste populationerna tenderar att finnas i äldre, variationsrik blandskog med gott om död ved och gamla träd.</w:t>
       </w:r>
     </w:p>
     <w:p>
       <w:r>
-        <w:t>Varje par utnyttjar 400–1000 hektar skog beroende på skogens kvalitet. En minskning av populationen pågår på grund av minskad tillgång på lämpliga bo- och födoträd och minskad födotillgång. Spillkråkans minskningstakt har uppgått till 19 (24–10) % under de senaste 15 åren. Minskningstakten för den svenska populationen bedöms vara nära gränsvärdet för Sårbar (VU) (A2bc). Skogsbruk med korta omloppstider och täta, homogena ungskogar utgör det största hotet (Artdatabanken 2023).</w:t>
+        <w:t>Varje par utnyttjar 400–1000 hektar skog beroende på skogens kvalitet. En minskning av populationen pågår på grund av minskad tillgång på lämpliga bo- och födoträd och minskad födotillgång. Spillkråkans minskningstakt har uppgått till 19 (24–10) % under de senaste 15 åren. Minskningstakten för den svenska populationen bedöms vara nära gränsvärdet för Sårbar (VU) (A2bc). Skogsbruk med korta omloppstider och täta, homogena ungskogar utgör det största hotet (SLU Artdatabanken 2023).</w:t>
       </w:r>
     </w:p>
     <w:p>
@@ -595,7 +748,7 @@
     <w:r>
       <w:tab/>
       <w:tab/>
-      <w:t>2026-01-28</w:t>
+      <w:t>2026-01-29</w:t>
       <w:br/>
       <w:br/>
     </w:r>

--- a/tillsyn/A 46306-2025 tillsynsbegäran.docx
+++ b/tillsyn/A 46306-2025 tillsynsbegäran.docx
@@ -748,7 +748,7 @@
     <w:r>
       <w:tab/>
       <w:tab/>
-      <w:t>2026-01-29</w:t>
+      <w:t>2026-01-30</w:t>
       <w:br/>
       <w:br/>
     </w:r>

--- a/tillsyn/A 46306-2025 tillsynsbegäran.docx
+++ b/tillsyn/A 46306-2025 tillsynsbegäran.docx
@@ -748,7 +748,7 @@
     <w:r>
       <w:tab/>
       <w:tab/>
-      <w:t>2026-01-30</w:t>
+      <w:t>2026-01-31</w:t>
       <w:br/>
       <w:br/>
     </w:r>

--- a/tillsyn/A 46306-2025 tillsynsbegäran.docx
+++ b/tillsyn/A 46306-2025 tillsynsbegäran.docx
@@ -748,7 +748,7 @@
     <w:r>
       <w:tab/>
       <w:tab/>
-      <w:t>2026-02-22</w:t>
+      <w:t>2026-02-23</w:t>
       <w:br/>
       <w:br/>
     </w:r>

--- a/tillsyn/A 46306-2025 tillsynsbegäran.docx
+++ b/tillsyn/A 46306-2025 tillsynsbegäran.docx
@@ -748,7 +748,7 @@
     <w:r>
       <w:tab/>
       <w:tab/>
-      <w:t>2026-02-23</w:t>
+      <w:t>2026-02-24</w:t>
       <w:br/>
       <w:br/>
     </w:r>

--- a/tillsyn/A 46306-2025 tillsynsbegäran.docx
+++ b/tillsyn/A 46306-2025 tillsynsbegäran.docx
@@ -748,7 +748,7 @@
     <w:r>
       <w:tab/>
       <w:tab/>
-      <w:t>2026-02-24</w:t>
+      <w:t>2026-02-25</w:t>
       <w:br/>
       <w:br/>
     </w:r>

--- a/tillsyn/A 46306-2025 tillsynsbegäran.docx
+++ b/tillsyn/A 46306-2025 tillsynsbegäran.docx
@@ -748,7 +748,7 @@
     <w:r>
       <w:tab/>
       <w:tab/>
-      <w:t>2026-02-25</w:t>
+      <w:t>2026-02-26</w:t>
       <w:br/>
       <w:br/>
     </w:r>

--- a/tillsyn/A 46306-2025 tillsynsbegäran.docx
+++ b/tillsyn/A 46306-2025 tillsynsbegäran.docx
@@ -748,7 +748,7 @@
     <w:r>
       <w:tab/>
       <w:tab/>
-      <w:t>2026-02-26</w:t>
+      <w:t>2026-02-28</w:t>
       <w:br/>
       <w:br/>
     </w:r>

--- a/tillsyn/A 46306-2025 tillsynsbegäran.docx
+++ b/tillsyn/A 46306-2025 tillsynsbegäran.docx
@@ -748,7 +748,7 @@
     <w:r>
       <w:tab/>
       <w:tab/>
-      <w:t>2026-02-28</w:t>
+      <w:t>2026-03-01</w:t>
       <w:br/>
       <w:br/>
     </w:r>

--- a/tillsyn/A 46306-2025 tillsynsbegäran.docx
+++ b/tillsyn/A 46306-2025 tillsynsbegäran.docx
@@ -748,7 +748,7 @@
     <w:r>
       <w:tab/>
       <w:tab/>
-      <w:t>2026-03-01</w:t>
+      <w:t>2026-03-02</w:t>
       <w:br/>
       <w:br/>
     </w:r>

--- a/tillsyn/A 46306-2025 tillsynsbegäran.docx
+++ b/tillsyn/A 46306-2025 tillsynsbegäran.docx
@@ -164,7 +164,7 @@
         <w:rPr>
           <w:i/>
         </w:rPr>
-        <w:t xml:space="preserve"> 9070 Trädklädd betesmark </w:t>
+        <w:t xml:space="preserve"> 9070 Trädklädd betesmark</w:t>
       </w:r>
       <w:r>
         <w:t xml:space="preserve"> (SLU Artdatabanken, 2024).</w:t>
@@ -748,7 +748,7 @@
     <w:r>
       <w:tab/>
       <w:tab/>
-      <w:t>2026-03-02</w:t>
+      <w:t>2026-03-03</w:t>
       <w:br/>
       <w:br/>
     </w:r>

--- a/tillsyn/A 46306-2025 tillsynsbegäran.docx
+++ b/tillsyn/A 46306-2025 tillsynsbegäran.docx
@@ -748,7 +748,7 @@
     <w:r>
       <w:tab/>
       <w:tab/>
-      <w:t>2026-03-03</w:t>
+      <w:t>2026-03-04</w:t>
       <w:br/>
       <w:br/>
     </w:r>

--- a/tillsyn/A 46306-2025 tillsynsbegäran.docx
+++ b/tillsyn/A 46306-2025 tillsynsbegäran.docx
@@ -748,7 +748,7 @@
     <w:r>
       <w:tab/>
       <w:tab/>
-      <w:t>2026-03-04</w:t>
+      <w:t>2026-03-05</w:t>
       <w:br/>
       <w:br/>
     </w:r>

--- a/tillsyn/A 46306-2025 tillsynsbegäran.docx
+++ b/tillsyn/A 46306-2025 tillsynsbegäran.docx
@@ -748,7 +748,7 @@
     <w:r>
       <w:tab/>
       <w:tab/>
-      <w:t>2026-03-05</w:t>
+      <w:t>2026-03-06</w:t>
       <w:br/>
       <w:br/>
     </w:r>

--- a/tillsyn/A 46306-2025 tillsynsbegäran.docx
+++ b/tillsyn/A 46306-2025 tillsynsbegäran.docx
@@ -748,7 +748,7 @@
     <w:r>
       <w:tab/>
       <w:tab/>
-      <w:t>2026-03-06</w:t>
+      <w:t>2026-03-07</w:t>
       <w:br/>
       <w:br/>
     </w:r>

--- a/tillsyn/A 46306-2025 tillsynsbegäran.docx
+++ b/tillsyn/A 46306-2025 tillsynsbegäran.docx
@@ -748,7 +748,7 @@
     <w:r>
       <w:tab/>
       <w:tab/>
-      <w:t>2026-03-07</w:t>
+      <w:t>2026-03-08</w:t>
       <w:br/>
       <w:br/>
     </w:r>

--- a/tillsyn/A 46306-2025 tillsynsbegäran.docx
+++ b/tillsyn/A 46306-2025 tillsynsbegäran.docx
@@ -748,7 +748,7 @@
     <w:r>
       <w:tab/>
       <w:tab/>
-      <w:t>2026-03-08</w:t>
+      <w:t>2026-03-09</w:t>
       <w:br/>
       <w:br/>
     </w:r>

--- a/tillsyn/A 46306-2025 tillsynsbegäran.docx
+++ b/tillsyn/A 46306-2025 tillsynsbegäran.docx
@@ -748,7 +748,7 @@
     <w:r>
       <w:tab/>
       <w:tab/>
-      <w:t>2026-03-09</w:t>
+      <w:t>2026-03-10</w:t>
       <w:br/>
       <w:br/>
     </w:r>

--- a/tillsyn/A 46306-2025 tillsynsbegäran.docx
+++ b/tillsyn/A 46306-2025 tillsynsbegäran.docx
@@ -327,7 +327,7 @@
         <w:t>Spillkråka (NT, §4)</w:t>
       </w:r>
       <w:r>
-        <w:t xml:space="preserve"> är rödlistad som nära hotad och ingår i bilaga 1 i EU:s fågeldirektiv. Den minskar i population på grund av minskad tillgång på lämpliga bo- och födoträd och minskad födotillgång. Spillkråkans minskningstakt har uppgått till 19 (24–10) % under de senaste 15 åren. Minskningstakten för den svenska populationen bedöms vara nära gränsvärdet för Sårbar (VU) (A2bc). Skogsbruk med korta omloppstider och täta, homogena ungskogar utgör det största hotet. Spillkråka är typisk art för </w:t>
+        <w:t xml:space="preserve"> är rödlistad som nära hotad och ingår i bilaga 1 i EU:s fågeldirektiv. Den minskar i population på grund av minskad tillgång på lämpliga bo- och födoträd och minskad födotillgång. Spillkråkans minskningstakt har uppgått till 19 (24–10) % under de senaste 15 åren och bedöms vara nära gränsvärdet för Sårbar (VU) (A2bc). Spillkråka är en nyckelart i skogliga miljöer vars övergivna bohål utnyttjas av flera andra hålhäckande fågelarter och fladdermöss. Den behöver grova träd, främst tall, asp och bok som boträd. Skogsbruk med korta omloppstider och täta, homogena ungskogar utgör det största hotet. Spillkråka är typisk art för </w:t>
       </w:r>
       <w:r>
         <w:rPr>
@@ -345,7 +345,7 @@
         <w:t xml:space="preserve"> 9740 Skogsbevuxen myr </w:t>
       </w:r>
       <w:r>
-        <w:t>(SLU Artdatabanken, 2023).</w:t>
+        <w:t>(SLU Artdatabanken, 2025; Skogsstyrelsen 2016).</w:t>
       </w:r>
     </w:p>
     <w:p>
@@ -590,7 +590,7 @@
         <w:t xml:space="preserve"> 9740 Skogsbevuxen myr</w:t>
       </w:r>
       <w:r>
-        <w:t xml:space="preserve"> och ingår i bilaga 1 i EU:s fågeldirektiv. Spillkråka lever i både barr- och blandskog liksom i ren lövskog. De tätaste populationerna tenderar att finnas i äldre, variationsrik blandskog med gott om död ved och gamla träd.</w:t>
+        <w:t xml:space="preserve"> och ingår i bilaga 1 i EU:s fågeldirektiv. Spillkråka lever i både barr- och blandskog liksom i ren lövskog. De tätaste populationerna tenderar att finnas i äldre, variationsrik blandskog med gott om död ved och gamla träd. Spillkråka är en nyckelart i skogliga miljöer vars övergivna bohål utnyttjas av flera andra hålhäckande fågelarter och fladdermöss (SLU Artdatabanken, 2023; Skogsstyrelsen 2016).</w:t>
       </w:r>
     </w:p>
     <w:p>
@@ -608,7 +608,21 @@
     </w:p>
     <w:p>
       <w:r>
-        <w:t xml:space="preserve">SLU Artdatabanken, 2021. </w:t>
+        <w:t xml:space="preserve">Skogsstyrelsen, 2016. </w:t>
+      </w:r>
+      <w:r>
+        <w:rPr>
+          <w:i/>
+        </w:rPr>
+        <w:t xml:space="preserve">Vägledning för hänsyn till spillkråka. </w:t>
+      </w:r>
+      <w:r>
+        <w:t>Vägledningar och kunskapsstöd artskydd – Skogsstyrelsen.</w:t>
+      </w:r>
+    </w:p>
+    <w:p>
+      <w:r>
+        <w:t xml:space="preserve">SLU Artdatabanken, 2023. </w:t>
       </w:r>
       <w:r>
         <w:rPr>
@@ -748,7 +762,7 @@
     <w:r>
       <w:tab/>
       <w:tab/>
-      <w:t>2026-03-10</w:t>
+      <w:t>2026-03-11</w:t>
       <w:br/>
       <w:br/>
     </w:r>

--- a/tillsyn/A 46306-2025 tillsynsbegäran.docx
+++ b/tillsyn/A 46306-2025 tillsynsbegäran.docx
@@ -762,7 +762,7 @@
     <w:r>
       <w:tab/>
       <w:tab/>
-      <w:t>2026-03-11</w:t>
+      <w:t>2026-03-12</w:t>
       <w:br/>
       <w:br/>
     </w:r>

--- a/tillsyn/A 46306-2025 tillsynsbegäran.docx
+++ b/tillsyn/A 46306-2025 tillsynsbegäran.docx
@@ -762,7 +762,7 @@
     <w:r>
       <w:tab/>
       <w:tab/>
-      <w:t>2026-03-12</w:t>
+      <w:t>2026-03-13</w:t>
       <w:br/>
       <w:br/>
     </w:r>

--- a/tillsyn/A 46306-2025 tillsynsbegäran.docx
+++ b/tillsyn/A 46306-2025 tillsynsbegäran.docx
@@ -771,7 +771,7 @@
     <w:r>
       <w:tab/>
       <w:tab/>
-      <w:t>2026-04-14</w:t>
+      <w:t>2026-04-15</w:t>
       <w:br/>
       <w:br/>
     </w:r>

--- a/tillsyn/A 46306-2025 tillsynsbegäran.docx
+++ b/tillsyn/A 46306-2025 tillsynsbegäran.docx
@@ -771,7 +771,7 @@
     <w:r>
       <w:tab/>
       <w:tab/>
-      <w:t>2026-04-15</w:t>
+      <w:t>2026-04-16</w:t>
       <w:br/>
       <w:br/>
     </w:r>

--- a/tillsyn/A 46306-2025 tillsynsbegäran.docx
+++ b/tillsyn/A 46306-2025 tillsynsbegäran.docx
@@ -771,7 +771,7 @@
     <w:r>
       <w:tab/>
       <w:tab/>
-      <w:t>2026-04-16</w:t>
+      <w:t>2026-04-17</w:t>
       <w:br/>
       <w:br/>
     </w:r>

--- a/tillsyn/A 46306-2025 tillsynsbegäran.docx
+++ b/tillsyn/A 46306-2025 tillsynsbegäran.docx
@@ -771,7 +771,7 @@
     <w:r>
       <w:tab/>
       <w:tab/>
-      <w:t>2026-04-17</w:t>
+      <w:t>2026-04-18</w:t>
       <w:br/>
       <w:br/>
     </w:r>

--- a/tillsyn/A 46306-2025 tillsynsbegäran.docx
+++ b/tillsyn/A 46306-2025 tillsynsbegäran.docx
@@ -771,7 +771,7 @@
     <w:r>
       <w:tab/>
       <w:tab/>
-      <w:t>2026-04-18</w:t>
+      <w:t>2026-04-19</w:t>
       <w:br/>
       <w:br/>
     </w:r>

--- a/tillsyn/A 46306-2025 tillsynsbegäran.docx
+++ b/tillsyn/A 46306-2025 tillsynsbegäran.docx
@@ -771,7 +771,7 @@
     <w:r>
       <w:tab/>
       <w:tab/>
-      <w:t>2026-04-19</w:t>
+      <w:t>2026-04-20</w:t>
       <w:br/>
       <w:br/>
     </w:r>

--- a/tillsyn/A 46306-2025 tillsynsbegäran.docx
+++ b/tillsyn/A 46306-2025 tillsynsbegäran.docx
@@ -771,7 +771,7 @@
     <w:r>
       <w:tab/>
       <w:tab/>
-      <w:t>2026-04-20</w:t>
+      <w:t>2026-04-21</w:t>
       <w:br/>
       <w:br/>
     </w:r>

--- a/tillsyn/A 46306-2025 tillsynsbegäran.docx
+++ b/tillsyn/A 46306-2025 tillsynsbegäran.docx
@@ -771,7 +771,7 @@
     <w:r>
       <w:tab/>
       <w:tab/>
-      <w:t>2026-04-21</w:t>
+      <w:t>2026-04-22</w:t>
       <w:br/>
       <w:br/>
     </w:r>

--- a/tillsyn/A 46306-2025 tillsynsbegäran.docx
+++ b/tillsyn/A 46306-2025 tillsynsbegäran.docx
@@ -771,7 +771,7 @@
     <w:r>
       <w:tab/>
       <w:tab/>
-      <w:t>2026-04-22</w:t>
+      <w:t>2026-04-23</w:t>
       <w:br/>
       <w:br/>
     </w:r>

--- a/tillsyn/A 46306-2025 tillsynsbegäran.docx
+++ b/tillsyn/A 46306-2025 tillsynsbegäran.docx
@@ -771,7 +771,7 @@
     <w:r>
       <w:tab/>
       <w:tab/>
-      <w:t>2026-04-23</w:t>
+      <w:t>2026-04-24</w:t>
       <w:br/>
       <w:br/>
     </w:r>

--- a/tillsyn/A 46306-2025 tillsynsbegäran.docx
+++ b/tillsyn/A 46306-2025 tillsynsbegäran.docx
@@ -771,7 +771,7 @@
     <w:r>
       <w:tab/>
       <w:tab/>
-      <w:t>2026-04-24</w:t>
+      <w:t>2026-04-25</w:t>
       <w:br/>
       <w:br/>
     </w:r>

--- a/tillsyn/A 46306-2025 tillsynsbegäran.docx
+++ b/tillsyn/A 46306-2025 tillsynsbegäran.docx
@@ -771,7 +771,7 @@
     <w:r>
       <w:tab/>
       <w:tab/>
-      <w:t>2026-04-25</w:t>
+      <w:t>2026-04-26</w:t>
       <w:br/>
       <w:br/>
     </w:r>

--- a/tillsyn/A 46306-2025 tillsynsbegäran.docx
+++ b/tillsyn/A 46306-2025 tillsynsbegäran.docx
@@ -771,7 +771,7 @@
     <w:r>
       <w:tab/>
       <w:tab/>
-      <w:t>2026-04-26</w:t>
+      <w:t>2026-04-27</w:t>
       <w:br/>
       <w:br/>
     </w:r>

--- a/tillsyn/A 46306-2025 tillsynsbegäran.docx
+++ b/tillsyn/A 46306-2025 tillsynsbegäran.docx
@@ -771,7 +771,7 @@
     <w:r>
       <w:tab/>
       <w:tab/>
-      <w:t>2026-04-27</w:t>
+      <w:t>2026-04-28</w:t>
       <w:br/>
       <w:br/>
     </w:r>

--- a/tillsyn/A 46306-2025 tillsynsbegäran.docx
+++ b/tillsyn/A 46306-2025 tillsynsbegäran.docx
@@ -771,7 +771,7 @@
     <w:r>
       <w:tab/>
       <w:tab/>
-      <w:t>2026-04-28</w:t>
+      <w:t>2026-04-29</w:t>
       <w:br/>
       <w:br/>
     </w:r>

--- a/tillsyn/A 46306-2025 tillsynsbegäran.docx
+++ b/tillsyn/A 46306-2025 tillsynsbegäran.docx
@@ -771,7 +771,7 @@
     <w:r>
       <w:tab/>
       <w:tab/>
-      <w:t>2026-04-29</w:t>
+      <w:t>2026-04-30</w:t>
       <w:br/>
       <w:br/>
     </w:r>

--- a/tillsyn/A 46306-2025 tillsynsbegäran.docx
+++ b/tillsyn/A 46306-2025 tillsynsbegäran.docx
@@ -771,7 +771,7 @@
     <w:r>
       <w:tab/>
       <w:tab/>
-      <w:t>2026-04-30</w:t>
+      <w:t>2026-05-01</w:t>
       <w:br/>
       <w:br/>
     </w:r>

--- a/tillsyn/A 46306-2025 tillsynsbegäran.docx
+++ b/tillsyn/A 46306-2025 tillsynsbegäran.docx
@@ -771,7 +771,7 @@
     <w:r>
       <w:tab/>
       <w:tab/>
-      <w:t>2026-05-01</w:t>
+      <w:t>2026-05-02</w:t>
       <w:br/>
       <w:br/>
     </w:r>

--- a/tillsyn/A 46306-2025 tillsynsbegäran.docx
+++ b/tillsyn/A 46306-2025 tillsynsbegäran.docx
@@ -771,7 +771,7 @@
     <w:r>
       <w:tab/>
       <w:tab/>
-      <w:t>2026-05-02</w:t>
+      <w:t>2026-05-03</w:t>
       <w:br/>
       <w:br/>
     </w:r>

--- a/tillsyn/A 46306-2025 tillsynsbegäran.docx
+++ b/tillsyn/A 46306-2025 tillsynsbegäran.docx
@@ -771,7 +771,7 @@
     <w:r>
       <w:tab/>
       <w:tab/>
-      <w:t>2026-05-03</w:t>
+      <w:t>2026-05-04</w:t>
       <w:br/>
       <w:br/>
     </w:r>

--- a/tillsyn/A 46306-2025 tillsynsbegäran.docx
+++ b/tillsyn/A 46306-2025 tillsynsbegäran.docx
@@ -771,7 +771,7 @@
     <w:r>
       <w:tab/>
       <w:tab/>
-      <w:t>2026-05-04</w:t>
+      <w:t>2026-05-05</w:t>
       <w:br/>
       <w:br/>
     </w:r>

--- a/tillsyn/A 46306-2025 tillsynsbegäran.docx
+++ b/tillsyn/A 46306-2025 tillsynsbegäran.docx
@@ -771,7 +771,7 @@
     <w:r>
       <w:tab/>
       <w:tab/>
-      <w:t>2026-05-05</w:t>
+      <w:t>2026-05-06</w:t>
       <w:br/>
       <w:br/>
     </w:r>

--- a/tillsyn/A 46306-2025 tillsynsbegäran.docx
+++ b/tillsyn/A 46306-2025 tillsynsbegäran.docx
@@ -771,7 +771,7 @@
     <w:r>
       <w:tab/>
       <w:tab/>
-      <w:t>2026-05-16</w:t>
+      <w:t>2026-05-17</w:t>
       <w:br/>
       <w:br/>
     </w:r>

--- a/tillsyn/A 46306-2025 tillsynsbegäran.docx
+++ b/tillsyn/A 46306-2025 tillsynsbegäran.docx
@@ -771,7 +771,7 @@
     <w:r>
       <w:tab/>
       <w:tab/>
-      <w:t>2026-05-17</w:t>
+      <w:t>2026-05-18</w:t>
       <w:br/>
       <w:br/>
     </w:r>

--- a/tillsyn/A 46306-2025 tillsynsbegäran.docx
+++ b/tillsyn/A 46306-2025 tillsynsbegäran.docx
@@ -771,7 +771,7 @@
     <w:r>
       <w:tab/>
       <w:tab/>
-      <w:t>2026-05-18</w:t>
+      <w:t>2026-05-19</w:t>
       <w:br/>
       <w:br/>
     </w:r>

--- a/tillsyn/A 46306-2025 tillsynsbegäran.docx
+++ b/tillsyn/A 46306-2025 tillsynsbegäran.docx
@@ -771,7 +771,7 @@
     <w:r>
       <w:tab/>
       <w:tab/>
-      <w:t>2026-05-19</w:t>
+      <w:t>2026-05-20</w:t>
       <w:br/>
       <w:br/>
     </w:r>
